--- a/Databricks-Asset-Bundles-Guide.docx
+++ b/Databricks-Asset-Bundles-Guide.docx
@@ -948,6 +948,204 @@
         <w:t>FAQ, including the name change (https://docs.databricks.com/aws/en/dev-tools/bundles/faqs)</w:t>
       </w:r>
     </w:p>
+    <w:p>
+      <w:pPr>
+        <w:pStyle w:val="Heading1"/>
+      </w:pPr>
+      <w:r>
+        <w:t>Key points to remember</w:t>
+      </w:r>
+    </w:p>
+    <w:p>
+      <w:pPr>
+        <w:pStyle w:val="ListBullet"/>
+      </w:pPr>
+      <w:r>
+        <w:rPr>
+          <w:b/>
+        </w:rPr>
+        <w:t>1. databricks.yml</w:t>
+      </w:r>
+      <w:r>
+        <w:t xml:space="preserve"> is the bundle?s main configuration file. It defines the bundle name and targets, and can include other configuration files. A target chooses the deployment environment/workspace, such as dev or prod.</w:t>
+      </w:r>
+    </w:p>
+    <w:p>
+      <w:pPr>
+        <w:pStyle w:val="ListBullet"/>
+      </w:pPr>
+      <w:r>
+        <w:rPr>
+          <w:b/>
+        </w:rPr>
+        <w:t>2. src/</w:t>
+      </w:r>
+      <w:r>
+        <w:t xml:space="preserve"> is a conventional place for your project code?like notebooks or Python files. The folder name is not required.</w:t>
+      </w:r>
+    </w:p>
+    <w:p>
+      <w:pPr>
+        <w:pStyle w:val="ListBullet"/>
+      </w:pPr>
+      <w:r>
+        <w:rPr>
+          <w:b/>
+        </w:rPr>
+        <w:t>3. resources/</w:t>
+      </w:r>
+      <w:r>
+        <w:t xml:space="preserve"> is a conventional place for job and pipeline YAML definitions. You can generate a starting job definition from an existing Databricks job, but don?t assume the exported YAML is ready to use unchanged: check its settings and paths.</w:t>
+      </w:r>
+    </w:p>
+    <w:p>
+      <w:pPr>
+        <w:pStyle w:val="Heading1"/>
+      </w:pPr>
+      <w:r>
+        <w:t>More details to remember</w:t>
+      </w:r>
+    </w:p>
+    <w:p>
+      <w:pPr>
+        <w:pStyle w:val="ListBullet"/>
+      </w:pPr>
+      <w:r>
+        <w:rPr>
+          <w:b/>
+        </w:rPr>
+        <w:t xml:space="preserve">4. Include configuration files. </w:t>
+      </w:r>
+      <w:r>
+        <w:t>Use include entries in databricks.yml to bring resource YAML files from resources/ into the bundle configuration.</w:t>
+      </w:r>
+    </w:p>
+    <w:p>
+      <w:pPr>
+        <w:pStyle w:val="ListBullet"/>
+      </w:pPr>
+      <w:r>
+        <w:rPr>
+          <w:b/>
+        </w:rPr>
+        <w:t xml:space="preserve">5. Resources describe what Databricks manages. </w:t>
+      </w:r>
+      <w:r>
+        <w:t>A job definition describes tasks and how they run; a pipeline definition describes a pipeline. These YAML files are configuration, not the project code itself.</w:t>
+      </w:r>
+    </w:p>
+    <w:p>
+      <w:pPr>
+        <w:pStyle w:val="ListBullet"/>
+      </w:pPr>
+      <w:r>
+        <w:rPr>
+          <w:b/>
+        </w:rPr>
+        <w:t xml:space="preserve">6. The resource points to the code. </w:t>
+      </w:r>
+      <w:r>
+        <w:t>Place code in src/ if you like, then configure the job or pipeline with the appropriate notebook or code path. The target selects the deployment destination; it does not select the source-code folder.</w:t>
+      </w:r>
+    </w:p>
+    <w:p>
+      <w:pPr>
+        <w:pStyle w:val="ListBullet"/>
+      </w:pPr>
+      <w:r>
+        <w:rPr>
+          <w:b/>
+        </w:rPr>
+        <w:t xml:space="preserve">7. Targets can have different settings. </w:t>
+      </w:r>
+      <w:r>
+        <w:t>For example, dev and prod targets can use different workspaces, catalog names, permissions, or other values. Keep environment-specific settings in the target rather than hardcoding them in code.</w:t>
+      </w:r>
+    </w:p>
+    <w:p>
+      <w:pPr>
+        <w:pStyle w:val="ListBullet"/>
+      </w:pPr>
+      <w:r>
+        <w:rPr>
+          <w:b/>
+        </w:rPr>
+        <w:t xml:space="preserve">8. Development and production are different contexts. </w:t>
+      </w:r>
+      <w:r>
+        <w:t>Development mode supports iteration. Production deployments still need careful identity, permissions, and release controls; a mode does not replace checking the target or reviewing the deployment.</w:t>
+      </w:r>
+    </w:p>
+    <w:p>
+      <w:pPr>
+        <w:pStyle w:val="ListBullet"/>
+      </w:pPr>
+      <w:r>
+        <w:rPr>
+          <w:b/>
+        </w:rPr>
+        <w:t xml:space="preserve">9. Authentication is separate from YAML. </w:t>
+      </w:r>
+      <w:r>
+        <w:t>The CLI must authenticate to the workspace. Never put passwords or access tokens in bundle files or source control; follow your organization?s approved authentication and secret-management practices.</w:t>
+      </w:r>
+    </w:p>
+    <w:p>
+      <w:pPr>
+        <w:pStyle w:val="ListBullet"/>
+      </w:pPr>
+      <w:r>
+        <w:rPr>
+          <w:b/>
+        </w:rPr>
+        <w:t xml:space="preserve">10. The main commands do different things. </w:t>
+      </w:r>
+      <w:r>
+        <w:t>validate checks configuration for a target; deploy applies the bundle to that workspace; run starts a deployed resource. Validation does not run the job or prove it will succeed.</w:t>
+      </w:r>
+    </w:p>
+    <w:p>
+      <w:pPr>
+        <w:pStyle w:val="ListBullet"/>
+      </w:pPr>
+      <w:r>
+        <w:rPr>
+          <w:b/>
+        </w:rPr>
+        <w:t xml:space="preserve">11. Treat UI-generated configuration as a starting point. </w:t>
+      </w:r>
+      <w:r>
+        <w:t>Review paths, workspace-specific values, permissions, and settings before using exported job YAML. Keep bundle-managed changes in source control to avoid drift between the repository and workspace.</w:t>
+      </w:r>
+    </w:p>
+    <w:p>
+      <w:pPr>
+        <w:pStyle w:val="ListBullet"/>
+      </w:pPr>
+      <w:r>
+        <w:rPr>
+          <w:b/>
+        </w:rPr>
+        <w:t xml:space="preserve">12. Follow a safe promotion workflow. </w:t>
+      </w:r>
+      <w:r>
+        <w:t>Edit code and configuration ? validate in dev ? deploy to dev ? run and check the result ? review changes ? deploy to prod when approved.</w:t>
+      </w:r>
+    </w:p>
+    <w:p>
+      <w:pPr>
+        <w:spacing w:before="120"/>
+      </w:pPr>
+      <w:r>
+        <w:rPr>
+          <w:b/>
+        </w:rPr>
+        <w:t xml:space="preserve">Quick mental model: </w:t>
+      </w:r>
+      <w:r>
+        <w:t>databricks.yml organizes the bundle; resources/ describes Databricks objects; src/ holds code; target chooses where to deploy.</w:t>
+      </w:r>
+    </w:p>
     <w:sectPr>
       <w:pgSz w:w="12240" w:h="15840"/>
       <w:pgMar w:top="1008" w:right="1152" w:bottom="1008" w:left="1152" w:header="720" w:footer="720" w:gutter="0"/>
